--- a/01-项目实践/机械革命项目/SC-RRT小论文编写/SC-RRT论文-增机械臂实验版/第二版-完整重构-SC-RRT增加实验版.docx
+++ b/01-项目实践/机械革命项目/SC-RRT小论文编写/SC-RRT论文-增机械臂实验版/第二版-完整重构-SC-RRT增加实验版.docx
@@ -407,22 +407,21 @@
           <w:sz w:val="21"/>
           <w:szCs w:val="21"/>
         </w:rPr>
-        <w:t>samples, slow convergence, and reduced success rates in high-obstacle-density</w:t>
-      </w:r>
-      <w:r>
-        <w:rPr>
-          <w:rFonts w:hint="eastAsia"/>
-          <w:sz w:val="21"/>
-          <w:szCs w:val="21"/>
-        </w:rPr>
-        <w:t xml:space="preserve"> </w:t>
-      </w:r>
-      <w:r>
-        <w:rPr>
-          <w:sz w:val="21"/>
-          <w:szCs w:val="21"/>
-        </w:rPr>
-        <w:t>environments. This paper presents SC-RRT, a path planning algorithm based on</w:t>
+        <w:t xml:space="preserve">samples, slow convergence, and </w:t>
+      </w:r>
+      <w:r>
+        <w:rPr>
+          <w:sz w:val="21"/>
+          <w:szCs w:val="21"/>
+        </w:rPr>
+        <w:t>inefficient exploration in obstacle-dense environments</w:t>
+      </w:r>
+      <w:r>
+        <w:rPr>
+          <w:sz w:val="21"/>
+          <w:szCs w:val="21"/>
+        </w:rPr>
+        <w:t>. This paper presents SC-RRT, a path planning algorithm based on</w:t>
       </w:r>
       <w:r>
         <w:rPr>
@@ -460,7 +459,15 @@
           <w:sz w:val="21"/>
           <w:szCs w:val="21"/>
         </w:rPr>
-        <w:t>xmeet</w:t>
+        <w:t>x</w:t>
+      </w:r>
+      <w:r>
+        <w:rPr>
+          <w:sz w:val="21"/>
+          <w:szCs w:val="21"/>
+          <w:vertAlign w:val="subscript"/>
+        </w:rPr>
+        <w:t>meet</w:t>
       </w:r>
       <w:proofErr w:type="spellEnd"/>
       <w:r>
@@ -693,7 +700,21 @@
           <w:sz w:val="21"/>
           <w:szCs w:val="21"/>
         </w:rPr>
-        <w:t>and computational cost without prior parameter tuning; its modular ADCS</w:t>
+        <w:t xml:space="preserve">and computational cost without </w:t>
+      </w:r>
+      <w:r>
+        <w:rPr>
+          <w:sz w:val="21"/>
+          <w:szCs w:val="21"/>
+        </w:rPr>
+        <w:t>stage-wise manual parameter adjustment</w:t>
+      </w:r>
+      <w:r>
+        <w:rPr>
+          <w:sz w:val="21"/>
+          <w:szCs w:val="21"/>
+        </w:rPr>
+        <w:t>; its modular ADCS</w:t>
       </w:r>
       <w:r>
         <w:rPr>
@@ -3650,7 +3671,21 @@
           <w:sz w:val="21"/>
           <w:szCs w:val="21"/>
         </w:rPr>
-        <w:t>experiments are conducted in representative scenarios with varying obstacle densities</w:t>
+        <w:t xml:space="preserve">experiments are conducted in representative scenarios with </w:t>
+      </w:r>
+      <w:r>
+        <w:rPr>
+          <w:sz w:val="21"/>
+          <w:szCs w:val="21"/>
+        </w:rPr>
+        <w:t>representative</w:t>
+      </w:r>
+      <w:r>
+        <w:rPr>
+          <w:sz w:val="21"/>
+          <w:szCs w:val="21"/>
+        </w:rPr>
+        <w:t xml:space="preserve"> obstacle densities</w:t>
       </w:r>
       <w:r>
         <w:rPr>
@@ -3985,7 +4020,7 @@
           <v:shape id="_x0000_i1025" type="#_x0000_t75" style="width:30pt;height:13.35pt" o:ole="">
             <v:imagedata r:id="rId14" o:title=""/>
           </v:shape>
-          <o:OLEObject Type="Embed" ProgID="Equation.DSMT4" ShapeID="_x0000_i1025" DrawAspect="Content" ObjectID="_1847910334" r:id="rId15"/>
+          <o:OLEObject Type="Embed" ProgID="Equation.DSMT4" ShapeID="_x0000_i1025" DrawAspect="Content" ObjectID="_1847992468" r:id="rId15"/>
         </w:object>
       </w:r>
     </w:p>
@@ -4070,7 +4105,7 @@
           <v:shape id="_x0000_i1026" type="#_x0000_t75" style="width:73.65pt;height:18pt" o:ole="">
             <v:imagedata r:id="rId16" o:title=""/>
           </v:shape>
-          <o:OLEObject Type="Embed" ProgID="Equation.DSMT4" ShapeID="_x0000_i1026" DrawAspect="Content" ObjectID="_1847910335" r:id="rId17"/>
+          <o:OLEObject Type="Embed" ProgID="Equation.DSMT4" ShapeID="_x0000_i1026" DrawAspect="Content" ObjectID="_1847992469" r:id="rId17"/>
         </w:object>
       </w:r>
     </w:p>
@@ -4621,7 +4656,7 @@
           <v:shape id="_x0000_i1027" type="#_x0000_t75" style="width:313.65pt;height:19.35pt" o:ole="">
             <v:imagedata r:id="rId19" o:title=""/>
           </v:shape>
-          <o:OLEObject Type="Embed" ProgID="Equation.DSMT4" ShapeID="_x0000_i1027" DrawAspect="Content" ObjectID="_1847910336" r:id="rId20"/>
+          <o:OLEObject Type="Embed" ProgID="Equation.DSMT4" ShapeID="_x0000_i1027" DrawAspect="Content" ObjectID="_1847992470" r:id="rId20"/>
         </w:object>
       </w:r>
     </w:p>
@@ -4660,7 +4695,7 @@
           <v:shape id="_x0000_i1028" type="#_x0000_t75" style="width:10.35pt;height:13.35pt" o:ole="">
             <v:imagedata r:id="rId21" o:title=""/>
           </v:shape>
-          <o:OLEObject Type="Embed" ProgID="Equation.DSMT4" ShapeID="_x0000_i1028" DrawAspect="Content" ObjectID="_1847910337" r:id="rId22"/>
+          <o:OLEObject Type="Embed" ProgID="Equation.DSMT4" ShapeID="_x0000_i1028" DrawAspect="Content" ObjectID="_1847992471" r:id="rId22"/>
         </w:object>
       </w:r>
       <w:r>
@@ -4707,7 +4742,7 @@
           <v:shape id="_x0000_i1029" type="#_x0000_t75" style="width:22.35pt;height:16.65pt" o:ole="">
             <v:imagedata r:id="rId23" o:title=""/>
           </v:shape>
-          <o:OLEObject Type="Embed" ProgID="Equation.DSMT4" ShapeID="_x0000_i1029" DrawAspect="Content" ObjectID="_1847910338" r:id="rId24"/>
+          <o:OLEObject Type="Embed" ProgID="Equation.DSMT4" ShapeID="_x0000_i1029" DrawAspect="Content" ObjectID="_1847992472" r:id="rId24"/>
         </w:object>
       </w:r>
       <w:r>
@@ -5841,7 +5876,7 @@
         </w:rPr>
         <w:lastRenderedPageBreak/>
         <w:drawing>
-          <wp:inline distT="0" distB="0" distL="0" distR="0" wp14:anchorId="78C81D26" wp14:editId="7C1E7C59">
+          <wp:inline distT="0" distB="0" distL="0" distR="0" wp14:anchorId="78C81D26" wp14:editId="10B487F5">
             <wp:extent cx="3700800" cy="3060000"/>
             <wp:effectExtent l="0" t="0" r="0" b="7620"/>
             <wp:docPr id="826820190" name="图片 5"/>
@@ -5969,15 +6004,6 @@
         </w:rPr>
         <w:t>Algorithm Comparison Experiments in Baseline Environments</w:t>
       </w:r>
-      <w:r>
-        <w:rPr>
-          <w:b/>
-          <w:bCs/>
-          <w:sz w:val="21"/>
-          <w:szCs w:val="21"/>
-        </w:rPr>
-        <w:t>基准环境下的算法对比实验</w:t>
-      </w:r>
     </w:p>
     <w:p>
       <w:pPr>
@@ -6107,7 +6133,7 @@
           <v:shape id="_x0000_i1030" type="#_x0000_t75" style="width:243pt;height:36pt" o:ole="">
             <v:imagedata r:id="rId29" o:title=""/>
           </v:shape>
-          <o:OLEObject Type="Embed" ProgID="Equation.DSMT4" ShapeID="_x0000_i1030" DrawAspect="Content" ObjectID="_1847910339" r:id="rId30"/>
+          <o:OLEObject Type="Embed" ProgID="Equation.DSMT4" ShapeID="_x0000_i1030" DrawAspect="Content" ObjectID="_1847992473" r:id="rId30"/>
         </w:object>
       </w:r>
     </w:p>
@@ -6126,7 +6152,7 @@
           <v:shape id="_x0000_i1031" type="#_x0000_t75" style="width:104pt;height:19.35pt" o:ole="">
             <v:imagedata r:id="rId31" o:title=""/>
           </v:shape>
-          <o:OLEObject Type="Embed" ProgID="Equation.DSMT4" ShapeID="_x0000_i1031" DrawAspect="Content" ObjectID="_1847910340" r:id="rId32"/>
+          <o:OLEObject Type="Embed" ProgID="Equation.DSMT4" ShapeID="_x0000_i1031" DrawAspect="Content" ObjectID="_1847992474" r:id="rId32"/>
         </w:object>
       </w:r>
       <w:r>
@@ -6146,7 +6172,7 @@
           <v:shape id="_x0000_i1032" type="#_x0000_t75" style="width:109.35pt;height:18pt" o:ole="">
             <v:imagedata r:id="rId33" o:title=""/>
           </v:shape>
-          <o:OLEObject Type="Embed" ProgID="Equation.DSMT4" ShapeID="_x0000_i1032" DrawAspect="Content" ObjectID="_1847910341" r:id="rId34"/>
+          <o:OLEObject Type="Embed" ProgID="Equation.DSMT4" ShapeID="_x0000_i1032" DrawAspect="Content" ObjectID="_1847992475" r:id="rId34"/>
         </w:object>
       </w:r>
       <w:r>
@@ -6314,15 +6340,7 @@
           <w:sz w:val="21"/>
           <w:szCs w:val="21"/>
         </w:rPr>
-        <w:t xml:space="preserve">was executed 500 times, and performance metrics such as </w:t>
-      </w:r>
-      <w:r>
-        <w:rPr>
-          <w:sz w:val="21"/>
-          <w:szCs w:val="21"/>
-        </w:rPr>
-        <w:lastRenderedPageBreak/>
-        <w:t>path length and convergence</w:t>
+        <w:t>was executed 500 times, and performance metrics such as path length and convergence</w:t>
       </w:r>
       <w:r>
         <w:rPr>
@@ -6352,6 +6370,7 @@
           <w:sz w:val="18"/>
           <w:szCs w:val="18"/>
         </w:rPr>
+        <w:lastRenderedPageBreak/>
         <w:t>Tab.</w:t>
       </w:r>
       <w:r>
@@ -7166,7 +7185,21 @@
           <w:sz w:val="21"/>
           <w:szCs w:val="21"/>
         </w:rPr>
-        <w:t>Under typical scenarios with varying obstacle densities in both two-dimensional</w:t>
+        <w:t xml:space="preserve">Under typical scenarios with </w:t>
+      </w:r>
+      <w:r>
+        <w:rPr>
+          <w:sz w:val="21"/>
+          <w:szCs w:val="21"/>
+        </w:rPr>
+        <w:t>representative</w:t>
+      </w:r>
+      <w:r>
+        <w:rPr>
+          <w:sz w:val="21"/>
+          <w:szCs w:val="21"/>
+        </w:rPr>
+        <w:t xml:space="preserve"> obstacle densities in both two-dimensional</w:t>
       </w:r>
       <w:r>
         <w:rPr>
@@ -7756,7 +7789,21 @@
           <w:sz w:val="21"/>
           <w:szCs w:val="21"/>
         </w:rPr>
-        <w:t>three-dimensional scenarios with varying obstacle densities, demonstrating robust</w:t>
+        <w:t xml:space="preserve">three-dimensional scenarios with </w:t>
+      </w:r>
+      <w:r>
+        <w:rPr>
+          <w:sz w:val="21"/>
+          <w:szCs w:val="21"/>
+        </w:rPr>
+        <w:t>representative</w:t>
+      </w:r>
+      <w:r>
+        <w:rPr>
+          <w:sz w:val="21"/>
+          <w:szCs w:val="21"/>
+        </w:rPr>
+        <w:t xml:space="preserve"> obstacle densities, demonstrating robust</w:t>
       </w:r>
       <w:r>
         <w:rPr>
@@ -9222,7 +9269,7 @@
           <w:sz w:val="21"/>
           <w:szCs w:val="21"/>
         </w:rPr>
-        <w:t>为进一步验证SC-RRT算法由仿真环境向真实机器人系统迁移的有效性，本文在实际机器人操作平台上开展了实验验证。该实验并非针对具体应用任务的系统性能进行评价，而是选取具有复杂三维曲面结构和连续空间运动需求的实际任务场景，对所提出路径规划算法在真实环境中的轨迹生成能力和执行稳定性进行验证</w:t>
+        <w:t>为进一步验证SC-RRT算法由仿真环境向真实机器人系统迁移的有效性，本文在机器人操作平台上开展了实</w:t>
       </w:r>
       <w:r>
         <w:rPr>
@@ -9230,7 +9277,7 @@
           <w:sz w:val="21"/>
           <w:szCs w:val="21"/>
         </w:rPr>
-        <w:t>，表3为机械臂的实验平台具体配置信息，其中，</w:t>
+        <w:t>机</w:t>
       </w:r>
       <w:r>
         <w:rPr>
@@ -9238,16 +9285,63 @@
           <w:sz w:val="21"/>
           <w:szCs w:val="21"/>
         </w:rPr>
-        <w:t>一维力传感器仅用于监测机器人执行过程中的末端接触状态，并未参与路径规划过程或轨迹优化。因此，本文不将力相关指标作为SC-RRT性能评价指标</w:t>
-      </w:r>
-      <w:proofErr w:type="gramStart"/>
+        <w:t>验证。实验选取具有复杂三维曲面结构和连续空间运动需求的实际任务场景，对所提出路径规划算法在真实环境中的</w:t>
+      </w:r>
+      <w:r>
+        <w:rPr>
+          <w:rFonts w:asciiTheme="minorEastAsia" w:eastAsiaTheme="minorEastAsia" w:hAnsiTheme="minorEastAsia" w:cstheme="minorHAnsi" w:hint="eastAsia"/>
+          <w:sz w:val="21"/>
+          <w:szCs w:val="21"/>
+        </w:rPr>
+        <w:t>路径</w:t>
+      </w:r>
       <w:r>
         <w:rPr>
           <w:rFonts w:asciiTheme="minorEastAsia" w:eastAsiaTheme="minorEastAsia" w:hAnsiTheme="minorEastAsia" w:cstheme="minorHAnsi"/>
           <w:sz w:val="21"/>
           <w:szCs w:val="21"/>
         </w:rPr>
-        <w:t>。</w:t>
+        <w:t>生成能力和执行稳定性进行验证</w:t>
+      </w:r>
+      <w:r>
+        <w:rPr>
+          <w:rFonts w:asciiTheme="minorEastAsia" w:eastAsiaTheme="minorEastAsia" w:hAnsiTheme="minorEastAsia" w:cstheme="minorHAnsi" w:hint="eastAsia"/>
+          <w:sz w:val="21"/>
+          <w:szCs w:val="21"/>
+        </w:rPr>
+        <w:t>，</w:t>
+      </w:r>
+      <w:r>
+        <w:rPr>
+          <w:rFonts w:asciiTheme="minorEastAsia" w:eastAsiaTheme="minorEastAsia" w:hAnsiTheme="minorEastAsia" w:cstheme="minorHAnsi" w:hint="eastAsia"/>
+          <w:sz w:val="21"/>
+          <w:szCs w:val="21"/>
+        </w:rPr>
+        <w:t>实验平台配置如</w:t>
+      </w:r>
+      <w:r>
+        <w:rPr>
+          <w:rFonts w:asciiTheme="minorEastAsia" w:eastAsiaTheme="minorEastAsia" w:hAnsiTheme="minorEastAsia" w:cstheme="minorHAnsi" w:hint="eastAsia"/>
+          <w:sz w:val="21"/>
+          <w:szCs w:val="21"/>
+        </w:rPr>
+        <w:t>表3</w:t>
+      </w:r>
+      <w:r>
+        <w:rPr>
+          <w:rFonts w:asciiTheme="minorEastAsia" w:eastAsiaTheme="minorEastAsia" w:hAnsiTheme="minorEastAsia" w:cstheme="minorHAnsi" w:hint="eastAsia"/>
+          <w:sz w:val="21"/>
+          <w:szCs w:val="21"/>
+        </w:rPr>
+        <w:t>所示</w:t>
+      </w:r>
+      <w:r>
+        <w:rPr>
+          <w:rFonts w:asciiTheme="minorEastAsia" w:eastAsiaTheme="minorEastAsia" w:hAnsiTheme="minorEastAsia" w:cstheme="minorHAnsi" w:hint="eastAsia"/>
+          <w:sz w:val="21"/>
+          <w:szCs w:val="21"/>
+        </w:rPr>
+        <w:t>，其中，</w:t>
       </w:r>
       <w:r>
         <w:rPr>
@@ -9255,9 +9349,72 @@
           <w:sz w:val="21"/>
           <w:szCs w:val="21"/>
         </w:rPr>
-        <w:t>。</w:t>
-      </w:r>
-      <w:proofErr w:type="gramEnd"/>
+        <w:t>一维力传感器仅用于监测机器人执行过程中的末端接触状态，</w:t>
+      </w:r>
+      <w:r>
+        <w:rPr>
+          <w:rFonts w:asciiTheme="minorEastAsia" w:eastAsiaTheme="minorEastAsia" w:hAnsiTheme="minorEastAsia" w:cstheme="minorHAnsi" w:hint="eastAsia"/>
+          <w:sz w:val="21"/>
+          <w:szCs w:val="21"/>
+        </w:rPr>
+        <w:t>不</w:t>
+      </w:r>
+      <w:r>
+        <w:rPr>
+          <w:rFonts w:asciiTheme="minorEastAsia" w:eastAsiaTheme="minorEastAsia" w:hAnsiTheme="minorEastAsia" w:cstheme="minorHAnsi"/>
+          <w:sz w:val="21"/>
+          <w:szCs w:val="21"/>
+        </w:rPr>
+        <w:t>参与路径规划或轨迹优化</w:t>
+      </w:r>
+      <w:r>
+        <w:rPr>
+          <w:rFonts w:asciiTheme="minorEastAsia" w:eastAsiaTheme="minorEastAsia" w:hAnsiTheme="minorEastAsia" w:cstheme="minorHAnsi" w:hint="eastAsia"/>
+          <w:sz w:val="21"/>
+          <w:szCs w:val="21"/>
+        </w:rPr>
+        <w:t>，</w:t>
+      </w:r>
+      <w:r>
+        <w:rPr>
+          <w:rFonts w:asciiTheme="minorEastAsia" w:eastAsiaTheme="minorEastAsia" w:hAnsiTheme="minorEastAsia" w:cstheme="minorHAnsi" w:hint="eastAsia"/>
+          <w:sz w:val="21"/>
+          <w:szCs w:val="21"/>
+        </w:rPr>
+        <w:t>因此</w:t>
+      </w:r>
+      <w:r>
+        <w:rPr>
+          <w:rFonts w:asciiTheme="minorEastAsia" w:eastAsiaTheme="minorEastAsia" w:hAnsiTheme="minorEastAsia" w:cstheme="minorHAnsi"/>
+          <w:sz w:val="21"/>
+          <w:szCs w:val="21"/>
+        </w:rPr>
+        <w:t>力相关指标作</w:t>
+      </w:r>
+      <w:r>
+        <w:rPr>
+          <w:rFonts w:asciiTheme="minorEastAsia" w:eastAsiaTheme="minorEastAsia" w:hAnsiTheme="minorEastAsia" w:cstheme="minorHAnsi"/>
+          <w:sz w:val="21"/>
+          <w:szCs w:val="21"/>
+        </w:rPr>
+        <w:t>不</w:t>
+      </w:r>
+      <w:r>
+        <w:rPr>
+          <w:rFonts w:asciiTheme="minorEastAsia" w:eastAsiaTheme="minorEastAsia" w:hAnsiTheme="minorEastAsia" w:cstheme="minorHAnsi" w:hint="eastAsia"/>
+          <w:sz w:val="21"/>
+          <w:szCs w:val="21"/>
+        </w:rPr>
+        <w:t>作为本文的</w:t>
+      </w:r>
+      <w:r>
+        <w:rPr>
+          <w:rFonts w:asciiTheme="minorEastAsia" w:eastAsiaTheme="minorEastAsia" w:hAnsiTheme="minorEastAsia" w:cstheme="minorHAnsi"/>
+          <w:sz w:val="21"/>
+          <w:szCs w:val="21"/>
+        </w:rPr>
+        <w:t>性能评价指标。</w:t>
+      </w:r>
     </w:p>
     <w:p>
       <w:pPr>
@@ -9277,7 +9434,7 @@
           <w:sz w:val="21"/>
           <w:szCs w:val="21"/>
         </w:rPr>
-        <w:t>实验过程中，人体曲面区域被作为典型非结构化三维工作空间，多个任务关键点被定义为连续路径规划目标点。该场景具有空间约束复杂、目标点分布连续以及末端姿态变化明显等特点，与SC-RRT算法中双向搜索和超椭球约束采样机制所面向的复杂空间规划问题具有一致性。因此，该实验能够有效评价SC-RRT算法在真实机器人环境中的适应能力。真实机器人实验流程如图</w:t>
+        <w:t>实验中，将人体背部曲面作为典型的非结构化三维工作空间，并将视觉识别获得的多个空间目标</w:t>
       </w:r>
       <w:r>
         <w:rPr>
@@ -9285,15 +9442,133 @@
           <w:sz w:val="21"/>
           <w:szCs w:val="21"/>
         </w:rPr>
+        <w:t>点作为连续运动规划的目标序列，形成</w:t>
+      </w:r>
+      <w:r>
+        <w:rPr>
+          <w:rFonts w:asciiTheme="minorEastAsia" w:eastAsiaTheme="minorEastAsia" w:hAnsiTheme="minorEastAsia" w:cstheme="minorHAnsi"/>
+          <w:sz w:val="21"/>
+          <w:szCs w:val="21"/>
+        </w:rPr>
+        <w:t>multi-target continuous trajectory planning</w:t>
+      </w:r>
+      <w:r>
+        <w:rPr>
+          <w:rFonts w:asciiTheme="minorEastAsia" w:eastAsiaTheme="minorEastAsia" w:hAnsiTheme="minorEastAsia" w:cstheme="minorHAnsi"/>
+          <w:sz w:val="21"/>
+          <w:szCs w:val="21"/>
+        </w:rPr>
+        <w:t>任务。该任务具有复杂空间约束、多个目标点连续分布以及机器人运动范围受限等特点，与SC-RRT采用的双向搜索和超椭球约束采样机制具有</w:t>
+      </w:r>
+      <w:r>
+        <w:rPr>
+          <w:rFonts w:asciiTheme="minorEastAsia" w:eastAsiaTheme="minorEastAsia" w:hAnsiTheme="minorEastAsia" w:cstheme="minorHAnsi" w:hint="eastAsia"/>
+          <w:sz w:val="21"/>
+          <w:szCs w:val="21"/>
+        </w:rPr>
+        <w:t>较</w:t>
+      </w:r>
+      <w:r>
+        <w:rPr>
+          <w:rFonts w:asciiTheme="minorEastAsia" w:eastAsiaTheme="minorEastAsia" w:hAnsiTheme="minorEastAsia" w:cstheme="minorHAnsi"/>
+          <w:sz w:val="21"/>
+          <w:szCs w:val="21"/>
+        </w:rPr>
+        <w:t>好的</w:t>
+      </w:r>
+      <w:r>
+        <w:rPr>
+          <w:rFonts w:asciiTheme="minorEastAsia" w:eastAsiaTheme="minorEastAsia" w:hAnsiTheme="minorEastAsia" w:cstheme="minorHAnsi" w:hint="eastAsia"/>
+          <w:sz w:val="21"/>
+          <w:szCs w:val="21"/>
+        </w:rPr>
+        <w:t>契合</w:t>
+      </w:r>
+      <w:r>
+        <w:rPr>
+          <w:rFonts w:asciiTheme="minorEastAsia" w:eastAsiaTheme="minorEastAsia" w:hAnsiTheme="minorEastAsia" w:cstheme="minorHAnsi"/>
+          <w:sz w:val="21"/>
+          <w:szCs w:val="21"/>
+        </w:rPr>
+        <w:t>性。通过实验，可进一步检验SC-RRT在真实环境中的空间搜索与</w:t>
+      </w:r>
+      <w:r>
+        <w:rPr>
+          <w:rFonts w:asciiTheme="minorEastAsia" w:eastAsiaTheme="minorEastAsia" w:hAnsiTheme="minorEastAsia" w:cstheme="minorHAnsi" w:hint="eastAsia"/>
+          <w:sz w:val="21"/>
+          <w:szCs w:val="21"/>
+        </w:rPr>
+        <w:t>路径</w:t>
+      </w:r>
+      <w:r>
+        <w:rPr>
+          <w:rFonts w:asciiTheme="minorEastAsia" w:eastAsiaTheme="minorEastAsia" w:hAnsiTheme="minorEastAsia" w:cstheme="minorHAnsi"/>
+          <w:sz w:val="21"/>
+          <w:szCs w:val="21"/>
+        </w:rPr>
+        <w:t>生成能力</w:t>
+      </w:r>
+      <w:r>
+        <w:rPr>
+          <w:rFonts w:asciiTheme="minorEastAsia" w:eastAsiaTheme="minorEastAsia" w:hAnsiTheme="minorEastAsia" w:cstheme="minorHAnsi"/>
+          <w:sz w:val="21"/>
+          <w:szCs w:val="21"/>
+        </w:rPr>
+        <w:t>。</w:t>
+      </w:r>
+    </w:p>
+    <w:p>
+      <w:pPr>
+        <w:pStyle w:val="af3"/>
+        <w:widowControl/>
+        <w:spacing w:line="240" w:lineRule="auto"/>
+        <w:ind w:firstLineChars="0"/>
+        <w:jc w:val="left"/>
+        <w:rPr>
+          <w:rFonts w:asciiTheme="minorEastAsia" w:eastAsiaTheme="minorEastAsia" w:hAnsiTheme="minorEastAsia" w:cstheme="minorHAnsi" w:hint="eastAsia"/>
+          <w:sz w:val="21"/>
+          <w:szCs w:val="21"/>
+        </w:rPr>
+      </w:pPr>
+      <w:r>
+        <w:rPr>
+          <w:rFonts w:asciiTheme="minorEastAsia" w:eastAsiaTheme="minorEastAsia" w:hAnsiTheme="minorEastAsia" w:cstheme="minorHAnsi"/>
+          <w:sz w:val="21"/>
+          <w:szCs w:val="21"/>
+        </w:rPr>
+        <w:t>如图</w:t>
+      </w:r>
+      <w:r>
+        <w:rPr>
+          <w:rFonts w:asciiTheme="minorEastAsia" w:eastAsiaTheme="minorEastAsia" w:hAnsiTheme="minorEastAsia" w:cstheme="minorHAnsi" w:hint="eastAsia"/>
+          <w:sz w:val="21"/>
+          <w:szCs w:val="21"/>
+        </w:rPr>
         <w:t>8</w:t>
       </w:r>
       <w:r>
         <w:rPr>
+          <w:rFonts w:asciiTheme="minorEastAsia" w:eastAsiaTheme="minorEastAsia" w:hAnsiTheme="minorEastAsia" w:cstheme="minorHAnsi" w:hint="eastAsia"/>
+          <w:sz w:val="21"/>
+          <w:szCs w:val="21"/>
+        </w:rPr>
+        <w:t>-10</w:t>
+      </w:r>
+      <w:r>
+        <w:rPr>
           <w:rFonts w:asciiTheme="minorEastAsia" w:eastAsiaTheme="minorEastAsia" w:hAnsiTheme="minorEastAsia" w:cstheme="minorHAnsi"/>
           <w:sz w:val="21"/>
           <w:szCs w:val="21"/>
         </w:rPr>
-        <w:t>所示。由深度视觉模块获取目标工作空间的RGB-D信息。通过深度相机完成深度数据解析与点云重建，获得环境三维几何信息。在</w:t>
+        <w:t>所示</w:t>
+      </w:r>
+      <w:r>
+        <w:rPr>
+          <w:rFonts w:asciiTheme="minorEastAsia" w:eastAsiaTheme="minorEastAsia" w:hAnsiTheme="minorEastAsia" w:cstheme="minorHAnsi" w:hint="eastAsia"/>
+          <w:sz w:val="21"/>
+          <w:szCs w:val="21"/>
+        </w:rPr>
+        <w:t>，</w:t>
       </w:r>
       <w:r>
         <w:rPr>
@@ -9301,7 +9576,15 @@
           <w:sz w:val="21"/>
           <w:szCs w:val="21"/>
         </w:rPr>
-        <w:t>视觉识别结果提取多个空间目标点</w:t>
+        <w:t>RGB-D视觉系统获取目标区域的三维结构信息并完成点云重建。</w:t>
+      </w:r>
+      <w:r>
+        <w:rPr>
+          <w:rFonts w:asciiTheme="minorEastAsia" w:eastAsiaTheme="minorEastAsia" w:hAnsiTheme="minorEastAsia" w:cstheme="minorHAnsi" w:hint="eastAsia"/>
+          <w:sz w:val="21"/>
+          <w:szCs w:val="21"/>
+        </w:rPr>
+        <w:t>随后根据</w:t>
       </w:r>
       <w:r>
         <w:rPr>
@@ -9309,6 +9592,38 @@
           <w:sz w:val="21"/>
           <w:szCs w:val="21"/>
         </w:rPr>
+        <w:t>视觉识别结果</w:t>
+      </w:r>
+      <w:r>
+        <w:rPr>
+          <w:rFonts w:asciiTheme="minorEastAsia" w:eastAsiaTheme="minorEastAsia" w:hAnsiTheme="minorEastAsia" w:cstheme="minorHAnsi" w:hint="eastAsia"/>
+          <w:sz w:val="21"/>
+          <w:szCs w:val="21"/>
+        </w:rPr>
+        <w:t>获</w:t>
+      </w:r>
+      <w:r>
+        <w:rPr>
+          <w:rFonts w:asciiTheme="minorEastAsia" w:eastAsiaTheme="minorEastAsia" w:hAnsiTheme="minorEastAsia" w:cstheme="minorHAnsi" w:hint="eastAsia"/>
+          <w:sz w:val="21"/>
+          <w:szCs w:val="21"/>
+        </w:rPr>
+        <w:t>得</w:t>
+      </w:r>
+      <w:r>
+        <w:rPr>
+          <w:rFonts w:asciiTheme="minorEastAsia" w:eastAsiaTheme="minorEastAsia" w:hAnsiTheme="minorEastAsia" w:cstheme="minorHAnsi"/>
+          <w:sz w:val="21"/>
+          <w:szCs w:val="21"/>
+        </w:rPr>
+        <w:t>多个空间目标点</w:t>
+      </w:r>
+      <w:r>
+        <w:rPr>
+          <w:rFonts w:asciiTheme="minorEastAsia" w:eastAsiaTheme="minorEastAsia" w:hAnsiTheme="minorEastAsia" w:cstheme="minorHAnsi"/>
+          <w:sz w:val="21"/>
+          <w:szCs w:val="21"/>
+        </w:rPr>
         <w:t>，</w:t>
       </w:r>
       <w:r>
@@ -9317,7 +9632,15 @@
           <w:sz w:val="21"/>
           <w:szCs w:val="21"/>
         </w:rPr>
-        <w:t>并将其作为连续轨迹规划任务中的关键节点。针对相邻目标点之间存在的复杂空间约束，SC-RRT规划器利用双向搜索策略缩小搜索区域，并通过超椭球约束采样机制提高有效采样比例，实现多个目标点之间的连续无碰轨迹生成</w:t>
+        <w:t>并</w:t>
+      </w:r>
+      <w:r>
+        <w:rPr>
+          <w:rFonts w:asciiTheme="minorEastAsia" w:eastAsiaTheme="minorEastAsia" w:hAnsiTheme="minorEastAsia" w:cstheme="minorHAnsi" w:hint="eastAsia"/>
+          <w:sz w:val="21"/>
+          <w:szCs w:val="21"/>
+        </w:rPr>
+        <w:t>将其</w:t>
       </w:r>
       <w:r>
         <w:rPr>
@@ -9325,15 +9648,159 @@
           <w:sz w:val="21"/>
           <w:szCs w:val="21"/>
         </w:rPr>
+        <w:t>输入SC-RRT进行连续路径</w:t>
+      </w:r>
+      <w:r>
+        <w:rPr>
+          <w:rFonts w:asciiTheme="minorEastAsia" w:eastAsiaTheme="minorEastAsia" w:hAnsiTheme="minorEastAsia" w:cstheme="minorHAnsi" w:hint="eastAsia"/>
+          <w:sz w:val="21"/>
+          <w:szCs w:val="21"/>
+        </w:rPr>
+        <w:t>规划</w:t>
+      </w:r>
+      <w:r>
+        <w:rPr>
+          <w:rFonts w:asciiTheme="minorEastAsia" w:eastAsiaTheme="minorEastAsia" w:hAnsiTheme="minorEastAsia" w:cstheme="minorHAnsi"/>
+          <w:sz w:val="21"/>
+          <w:szCs w:val="21"/>
+        </w:rPr>
+        <w:t>。针对</w:t>
+      </w:r>
+      <w:r>
+        <w:rPr>
+          <w:rFonts w:asciiTheme="minorEastAsia" w:eastAsiaTheme="minorEastAsia" w:hAnsiTheme="minorEastAsia" w:cstheme="minorHAnsi" w:hint="eastAsia"/>
+          <w:sz w:val="21"/>
+          <w:szCs w:val="21"/>
+        </w:rPr>
+        <w:t>连续</w:t>
+      </w:r>
+      <w:r>
+        <w:rPr>
+          <w:rFonts w:asciiTheme="minorEastAsia" w:eastAsiaTheme="minorEastAsia" w:hAnsiTheme="minorEastAsia" w:cstheme="minorHAnsi"/>
+          <w:sz w:val="21"/>
+          <w:szCs w:val="21"/>
+        </w:rPr>
+        <w:t>目标点之间的复杂空间约束，SC-RRT</w:t>
+      </w:r>
+      <w:r>
+        <w:rPr>
+          <w:rFonts w:asciiTheme="minorEastAsia" w:eastAsiaTheme="minorEastAsia" w:hAnsiTheme="minorEastAsia" w:cstheme="minorHAnsi"/>
+          <w:sz w:val="21"/>
+          <w:szCs w:val="21"/>
+        </w:rPr>
+        <w:t>通过</w:t>
+      </w:r>
+      <w:r>
+        <w:rPr>
+          <w:rFonts w:asciiTheme="minorEastAsia" w:eastAsiaTheme="minorEastAsia" w:hAnsiTheme="minorEastAsia" w:cstheme="minorHAnsi"/>
+          <w:sz w:val="21"/>
+          <w:szCs w:val="21"/>
+        </w:rPr>
+        <w:t>双向搜索</w:t>
+      </w:r>
+      <w:r>
+        <w:rPr>
+          <w:rFonts w:asciiTheme="minorEastAsia" w:eastAsiaTheme="minorEastAsia" w:hAnsiTheme="minorEastAsia" w:cstheme="minorHAnsi" w:hint="eastAsia"/>
+          <w:sz w:val="21"/>
+          <w:szCs w:val="21"/>
+        </w:rPr>
+        <w:t>减少无效搜索</w:t>
+      </w:r>
+      <w:r>
+        <w:rPr>
+          <w:rFonts w:asciiTheme="minorEastAsia" w:eastAsiaTheme="minorEastAsia" w:hAnsiTheme="minorEastAsia" w:cstheme="minorHAnsi"/>
+          <w:sz w:val="21"/>
+          <w:szCs w:val="21"/>
+        </w:rPr>
+        <w:t>，</w:t>
+      </w:r>
+      <w:r>
+        <w:rPr>
+          <w:rFonts w:asciiTheme="minorEastAsia" w:eastAsiaTheme="minorEastAsia" w:hAnsiTheme="minorEastAsia" w:cstheme="minorHAnsi"/>
+          <w:sz w:val="21"/>
+          <w:szCs w:val="21"/>
+        </w:rPr>
+        <w:t>并利用超椭球约束采样</w:t>
+      </w:r>
+      <w:r>
+        <w:rPr>
+          <w:rFonts w:asciiTheme="minorEastAsia" w:eastAsiaTheme="minorEastAsia" w:hAnsiTheme="minorEastAsia" w:cstheme="minorHAnsi" w:hint="eastAsia"/>
+          <w:sz w:val="21"/>
+          <w:szCs w:val="21"/>
+        </w:rPr>
+        <w:t>机制将采样</w:t>
+      </w:r>
+      <w:r>
+        <w:rPr>
+          <w:rFonts w:asciiTheme="minorEastAsia" w:eastAsiaTheme="minorEastAsia" w:hAnsiTheme="minorEastAsia" w:cstheme="minorHAnsi"/>
+          <w:sz w:val="21"/>
+          <w:szCs w:val="21"/>
+        </w:rPr>
+        <w:t>集中</w:t>
+      </w:r>
+      <w:r>
+        <w:rPr>
+          <w:rFonts w:asciiTheme="minorEastAsia" w:eastAsiaTheme="minorEastAsia" w:hAnsiTheme="minorEastAsia" w:cstheme="minorHAnsi" w:hint="eastAsia"/>
+          <w:sz w:val="21"/>
+          <w:szCs w:val="21"/>
+        </w:rPr>
+        <w:t>于潜在可行区域</w:t>
+      </w:r>
+      <w:r>
+        <w:rPr>
+          <w:rFonts w:asciiTheme="minorEastAsia" w:eastAsiaTheme="minorEastAsia" w:hAnsiTheme="minorEastAsia" w:cstheme="minorHAnsi"/>
+          <w:sz w:val="21"/>
+          <w:szCs w:val="21"/>
+        </w:rPr>
+        <w:t>，</w:t>
+      </w:r>
+      <w:r>
+        <w:rPr>
+          <w:rFonts w:asciiTheme="minorEastAsia" w:eastAsiaTheme="minorEastAsia" w:hAnsiTheme="minorEastAsia" w:cstheme="minorHAnsi"/>
+          <w:sz w:val="21"/>
+          <w:szCs w:val="21"/>
+        </w:rPr>
+        <w:t>从而</w:t>
+      </w:r>
+      <w:r>
+        <w:rPr>
+          <w:rFonts w:asciiTheme="minorEastAsia" w:eastAsiaTheme="minorEastAsia" w:hAnsiTheme="minorEastAsia" w:cstheme="minorHAnsi" w:hint="eastAsia"/>
+          <w:sz w:val="21"/>
+          <w:szCs w:val="21"/>
+        </w:rPr>
+        <w:t>逐段</w:t>
+      </w:r>
+      <w:r>
+        <w:rPr>
+          <w:rFonts w:asciiTheme="minorEastAsia" w:eastAsiaTheme="minorEastAsia" w:hAnsiTheme="minorEastAsia" w:cstheme="minorHAnsi"/>
+          <w:sz w:val="21"/>
+          <w:szCs w:val="21"/>
+        </w:rPr>
+        <w:t>生成连接目标点的连续无碰</w:t>
+      </w:r>
+      <w:r>
+        <w:rPr>
+          <w:rFonts w:asciiTheme="minorEastAsia" w:eastAsiaTheme="minorEastAsia" w:hAnsiTheme="minorEastAsia" w:cstheme="minorHAnsi" w:hint="eastAsia"/>
+          <w:sz w:val="21"/>
+          <w:szCs w:val="21"/>
+        </w:rPr>
+        <w:t>路径，</w:t>
+      </w:r>
+      <w:r>
+        <w:rPr>
+          <w:rFonts w:asciiTheme="minorEastAsia" w:eastAsiaTheme="minorEastAsia" w:hAnsiTheme="minorEastAsia" w:cstheme="minorHAnsi"/>
+          <w:sz w:val="21"/>
+          <w:szCs w:val="21"/>
+        </w:rPr>
+        <w:t>并最终形成完整的多目标连续运动路径。规划结果随后由真实机械臂执行，以验证所生成路径在实际机器人系统中的可执行性</w:t>
+      </w:r>
+      <w:r>
+        <w:rPr>
+          <w:rFonts w:asciiTheme="minorEastAsia" w:eastAsiaTheme="minorEastAsia" w:hAnsiTheme="minorEastAsia" w:cstheme="minorHAnsi"/>
+          <w:sz w:val="21"/>
+          <w:szCs w:val="21"/>
+        </w:rPr>
         <w:t>。</w:t>
-      </w:r>
-      <w:r>
-        <w:rPr>
-          <w:rFonts w:asciiTheme="minorEastAsia" w:eastAsiaTheme="minorEastAsia" w:hAnsiTheme="minorEastAsia" w:cstheme="minorHAnsi"/>
-          <w:sz w:val="21"/>
-          <w:szCs w:val="21"/>
-        </w:rPr>
-        <w:t>最终，规划得到的笛卡尔空间轨迹被转换为机器人运动指令，由机械臂执行实际运动。</w:t>
       </w:r>
     </w:p>
     <w:p>
@@ -9416,7 +9883,7 @@
         <w:tblLook w:val="04A0" w:firstRow="1" w:lastRow="0" w:firstColumn="1" w:lastColumn="0" w:noHBand="0" w:noVBand="1"/>
       </w:tblPr>
       <w:tblGrid>
-        <w:gridCol w:w="1679"/>
+        <w:gridCol w:w="1621"/>
         <w:gridCol w:w="2732"/>
       </w:tblGrid>
       <w:tr>
@@ -9649,7 +10116,16 @@
                 <w:sz w:val="16"/>
                 <w:szCs w:val="18"/>
               </w:rPr>
-              <w:t>End-effector sensing</w:t>
+              <w:t>End-effector sens</w:t>
+            </w:r>
+            <w:r>
+              <w:rPr>
+                <w:rFonts w:hint="eastAsia"/>
+                <w:kern w:val="0"/>
+                <w:sz w:val="16"/>
+                <w:szCs w:val="18"/>
+              </w:rPr>
+              <w:t>or</w:t>
             </w:r>
           </w:p>
         </w:tc>
@@ -9847,7 +10323,23 @@
           <w:sz w:val="21"/>
           <w:szCs w:val="21"/>
         </w:rPr>
-        <w:t>图8展示了SC-RRT算法在真实机器人平台中的实验验证场景。实验采用AUBO-i10六自由度机械臂作为运动执行机构，并结合RGB-D视觉系统获取目标工作区域的三维结构信息。图8</w:t>
+        <w:t>图8展示了SC-RRT算法在真实机器人平台中</w:t>
+      </w:r>
+      <w:r>
+        <w:rPr>
+          <w:rFonts w:asciiTheme="minorEastAsia" w:eastAsiaTheme="minorEastAsia" w:hAnsiTheme="minorEastAsia" w:cstheme="minorHAnsi" w:hint="eastAsia"/>
+          <w:sz w:val="21"/>
+          <w:szCs w:val="21"/>
+        </w:rPr>
+        <w:t>的执行</w:t>
+      </w:r>
+      <w:r>
+        <w:rPr>
+          <w:rFonts w:asciiTheme="minorEastAsia" w:eastAsiaTheme="minorEastAsia" w:hAnsiTheme="minorEastAsia" w:cstheme="minorHAnsi"/>
+          <w:sz w:val="21"/>
+          <w:szCs w:val="21"/>
+        </w:rPr>
+        <w:t>场景。图8</w:t>
       </w:r>
       <w:proofErr w:type="gramStart"/>
       <w:r>
@@ -9860,12 +10352,15 @@
       </w:r>
       <w:proofErr w:type="gramEnd"/>
       <w:r>
+        <w:t xml:space="preserve"> </w:t>
+      </w:r>
+      <w:r>
         <w:rPr>
           <w:rFonts w:asciiTheme="minorEastAsia" w:eastAsiaTheme="minorEastAsia" w:hAnsiTheme="minorEastAsia" w:cstheme="minorHAnsi"/>
           <w:sz w:val="21"/>
           <w:szCs w:val="21"/>
         </w:rPr>
-        <w:t>展示了整体实验环境，机械臂根据视觉感知结果在真实人体曲面环境中执行空间运动任务。图8</w:t>
+        <w:t>为机器人与实际工作环境的整体场景，机械臂在真实人体曲面环境中执行规划后的空间运动任务；图8</w:t>
       </w:r>
       <w:proofErr w:type="gramStart"/>
       <w:r>
@@ -9876,9 +10371,19 @@
         </w:rPr>
         <w:t>(b)</w:t>
       </w:r>
-      <w:r>
-        <w:rPr>
-          <w:rFonts w:asciiTheme="minorEastAsia" w:eastAsiaTheme="minorEastAsia" w:hAnsiTheme="minorEastAsia" w:cstheme="minorHAnsi" w:hint="eastAsia"/>
+      <w:proofErr w:type="gramEnd"/>
+      <w:r>
+        <w:rPr>
+          <w:rFonts w:asciiTheme="minorEastAsia" w:eastAsiaTheme="minorEastAsia" w:hAnsiTheme="minorEastAsia" w:cstheme="minorHAnsi"/>
+          <w:sz w:val="21"/>
+          <w:szCs w:val="21"/>
+        </w:rPr>
+        <w:t>和图8</w:t>
+      </w:r>
+      <w:proofErr w:type="gramStart"/>
+      <w:r>
+        <w:rPr>
+          <w:rFonts w:asciiTheme="minorEastAsia" w:eastAsiaTheme="minorEastAsia" w:hAnsiTheme="minorEastAsia" w:cstheme="minorHAnsi"/>
           <w:sz w:val="21"/>
           <w:szCs w:val="21"/>
         </w:rPr>
@@ -9891,15 +10396,7 @@
           <w:sz w:val="21"/>
           <w:szCs w:val="21"/>
         </w:rPr>
-        <w:t>为机器人末端执行器</w:t>
-      </w:r>
-      <w:r>
-        <w:rPr>
-          <w:rFonts w:asciiTheme="minorEastAsia" w:eastAsiaTheme="minorEastAsia" w:hAnsiTheme="minorEastAsia" w:cstheme="minorHAnsi" w:hint="eastAsia"/>
-          <w:sz w:val="21"/>
-          <w:szCs w:val="21"/>
-        </w:rPr>
-        <w:t>执行</w:t>
+        <w:t>进一步展示了机器人末端的实际运动状态。可以观察到，机械臂能够按照规划轨迹完成连续运动，表明SC-RRT生成的轨迹能够满足真实机器人系统的运动执行要求</w:t>
       </w:r>
       <w:r>
         <w:rPr>
@@ -9907,7 +10404,7 @@
           <w:sz w:val="21"/>
           <w:szCs w:val="21"/>
         </w:rPr>
-        <w:t>状态，可以观察到末端能够按照规划轨迹保持稳定运动，验证了所生成轨迹在真实机器人系统中的可执行性。</w:t>
+        <w:t>。</w:t>
       </w:r>
     </w:p>
     <w:p>
@@ -9925,7 +10422,7 @@
           <w:sz w:val="21"/>
           <w:szCs w:val="21"/>
         </w:rPr>
-        <w:t>与理想化仿真环境不同，真实实验过程中存在视觉测量误差、环境几何不确定性以及机器人执行误差等因素。因此，该实验主要用于评价SC-RRT算法在真实三维非结构化环境中的轨迹生成能力和运动稳定性。</w:t>
+        <w:t>与理想化仿真环境不同，真实实验过程中存在视觉测量误差、环境几何不确定性以及机器人执行误差等因素。因此，该实验主要用于评价SC-RRT算法在真实三维环境中的轨迹生成能力和运动稳定性。</w:t>
       </w:r>
     </w:p>
     <w:p>
@@ -10055,7 +10552,7 @@
           <w:sz w:val="21"/>
           <w:szCs w:val="21"/>
         </w:rPr>
-        <w:t>末端执行器贴合细节</w:t>
+        <w:t>机器人与实际工作环境的整体场景</w:t>
       </w:r>
       <w:r>
         <w:rPr>
@@ -10131,7 +10628,7 @@
           <w:sz w:val="21"/>
           <w:szCs w:val="21"/>
         </w:rPr>
-        <w:t>肩胛</w:t>
+        <w:t>机器人</w:t>
       </w:r>
       <w:proofErr w:type="gramEnd"/>
       <w:r>
@@ -10140,7 +10637,7 @@
           <w:sz w:val="21"/>
           <w:szCs w:val="21"/>
         </w:rPr>
-        <w:t>区域作业姿态</w:t>
+        <w:t>末端的实际运动状态</w:t>
       </w:r>
       <w:r>
         <w:rPr>
@@ -10274,7 +10771,14 @@
           <w:sz w:val="18"/>
           <w:szCs w:val="18"/>
         </w:rPr>
-        <w:t xml:space="preserve"> SC-RRT algorithm execution on real human back</w:t>
+        <w:t xml:space="preserve"> </w:t>
+      </w:r>
+      <w:r>
+        <w:rPr>
+          <w:sz w:val="18"/>
+          <w:szCs w:val="18"/>
+        </w:rPr>
+        <w:t>Real-world execution of SC-RRT on the robotic platform</w:t>
       </w:r>
     </w:p>
     <w:p>
@@ -10294,7 +10798,55 @@
           <w:sz w:val="21"/>
           <w:szCs w:val="21"/>
         </w:rPr>
-        <w:t>图9展示了基于RGB-D视觉感知的三维环境建模过程以及SC-RRT规划过程。通过</w:t>
+        <w:t>图9展示了基于RGB-D视觉感知</w:t>
+      </w:r>
+      <w:r>
+        <w:rPr>
+          <w:rFonts w:asciiTheme="minorEastAsia" w:eastAsiaTheme="minorEastAsia" w:hAnsiTheme="minorEastAsia" w:cstheme="minorHAnsi" w:hint="eastAsia"/>
+          <w:sz w:val="21"/>
+          <w:szCs w:val="21"/>
+        </w:rPr>
+        <w:t>建立</w:t>
+      </w:r>
+      <w:r>
+        <w:rPr>
+          <w:rFonts w:asciiTheme="minorEastAsia" w:eastAsiaTheme="minorEastAsia" w:hAnsiTheme="minorEastAsia" w:cstheme="minorHAnsi"/>
+          <w:sz w:val="21"/>
+          <w:szCs w:val="21"/>
+        </w:rPr>
+        <w:t>的</w:t>
+      </w:r>
+      <w:r>
+        <w:rPr>
+          <w:rFonts w:asciiTheme="minorEastAsia" w:eastAsiaTheme="minorEastAsia" w:hAnsiTheme="minorEastAsia" w:cstheme="minorHAnsi" w:hint="eastAsia"/>
+          <w:sz w:val="21"/>
+          <w:szCs w:val="21"/>
+        </w:rPr>
+        <w:t>真实</w:t>
+      </w:r>
+      <w:r>
+        <w:rPr>
+          <w:rFonts w:asciiTheme="minorEastAsia" w:eastAsiaTheme="minorEastAsia" w:hAnsiTheme="minorEastAsia" w:cstheme="minorHAnsi"/>
+          <w:sz w:val="21"/>
+          <w:szCs w:val="21"/>
+        </w:rPr>
+        <w:t>三维规划</w:t>
+      </w:r>
+      <w:r>
+        <w:rPr>
+          <w:rFonts w:asciiTheme="minorEastAsia" w:eastAsiaTheme="minorEastAsia" w:hAnsiTheme="minorEastAsia" w:cstheme="minorHAnsi" w:hint="eastAsia"/>
+          <w:sz w:val="21"/>
+          <w:szCs w:val="21"/>
+        </w:rPr>
+        <w:t>环境</w:t>
+      </w:r>
+      <w:r>
+        <w:rPr>
+          <w:rFonts w:asciiTheme="minorEastAsia" w:eastAsiaTheme="minorEastAsia" w:hAnsiTheme="minorEastAsia" w:cstheme="minorHAnsi"/>
+          <w:sz w:val="21"/>
+          <w:szCs w:val="21"/>
+        </w:rPr>
+        <w:t>。通过</w:t>
       </w:r>
       <w:proofErr w:type="spellStart"/>
       <w:r>
@@ -10312,39 +10864,96 @@
           <w:sz w:val="21"/>
           <w:szCs w:val="21"/>
         </w:rPr>
-        <w:t xml:space="preserve"> Aurora 930 RGB-D相机采集目标区域的彩色与深度信息，并利用ROS2驱动节点完成RGB-D数据同步、坐标转换以及点云重建，获得人体背部曲面的三维空间表示。</w:t>
-      </w:r>
-    </w:p>
-    <w:p>
-      <w:pPr>
-        <w:topLinePunct/>
-        <w:spacing w:line="276" w:lineRule="auto"/>
-        <w:ind w:firstLine="420"/>
+        <w:t xml:space="preserve"> Aurora 930相机</w:t>
+      </w:r>
+      <w:r>
         <w:rPr>
           <w:rFonts w:asciiTheme="minorEastAsia" w:eastAsiaTheme="minorEastAsia" w:hAnsiTheme="minorEastAsia" w:cstheme="minorHAnsi" w:hint="eastAsia"/>
           <w:sz w:val="21"/>
           <w:szCs w:val="21"/>
         </w:rPr>
-      </w:pPr>
+        <w:t>获取</w:t>
+      </w:r>
       <w:r>
         <w:rPr>
           <w:rFonts w:asciiTheme="minorEastAsia" w:eastAsiaTheme="minorEastAsia" w:hAnsiTheme="minorEastAsia" w:cstheme="minorHAnsi"/>
           <w:sz w:val="21"/>
           <w:szCs w:val="21"/>
         </w:rPr>
-        <w:t>在完成环境建模后，根据视觉识别结果提取多个空间目标点，并将其作为连续路径规划任务中的关键节点。如图9所示，SC-RRT算法在重建点云环境中进行搜索，并利用双向扩展策略和超椭球约束采样机制限制无效搜索区域，提高复杂空间中的路径搜索效率。</w:t>
-      </w:r>
-    </w:p>
-    <w:p>
-      <w:pPr>
-        <w:topLinePunct/>
-        <w:spacing w:line="276" w:lineRule="auto"/>
-        <w:ind w:firstLineChars="0"/>
-        <w:rPr>
-          <w:sz w:val="18"/>
-          <w:szCs w:val="18"/>
-        </w:rPr>
-      </w:pPr>
+        <w:t>目标区域的彩色与深度信息，并利用ROS2驱动完成数据</w:t>
+      </w:r>
+      <w:r>
+        <w:rPr>
+          <w:rFonts w:asciiTheme="minorEastAsia" w:eastAsiaTheme="minorEastAsia" w:hAnsiTheme="minorEastAsia" w:cstheme="minorHAnsi" w:hint="eastAsia"/>
+          <w:sz w:val="21"/>
+          <w:szCs w:val="21"/>
+        </w:rPr>
+        <w:t>对齐与</w:t>
+      </w:r>
+      <w:r>
+        <w:rPr>
+          <w:rFonts w:asciiTheme="minorEastAsia" w:eastAsiaTheme="minorEastAsia" w:hAnsiTheme="minorEastAsia" w:cstheme="minorHAnsi"/>
+          <w:sz w:val="21"/>
+          <w:szCs w:val="21"/>
+        </w:rPr>
+        <w:t>点云重建，获得人体背部曲面的空间</w:t>
+      </w:r>
+      <w:r>
+        <w:rPr>
+          <w:rFonts w:asciiTheme="minorEastAsia" w:eastAsiaTheme="minorEastAsia" w:hAnsiTheme="minorEastAsia" w:cstheme="minorHAnsi" w:hint="eastAsia"/>
+          <w:sz w:val="21"/>
+          <w:szCs w:val="21"/>
+        </w:rPr>
+        <w:t>几何</w:t>
+      </w:r>
+      <w:r>
+        <w:rPr>
+          <w:rFonts w:asciiTheme="minorEastAsia" w:eastAsiaTheme="minorEastAsia" w:hAnsiTheme="minorEastAsia" w:cstheme="minorHAnsi"/>
+          <w:sz w:val="21"/>
+          <w:szCs w:val="21"/>
+        </w:rPr>
+        <w:t>表示。</w:t>
+      </w:r>
+      <w:r>
+        <w:rPr>
+          <w:rFonts w:asciiTheme="minorEastAsia" w:eastAsiaTheme="minorEastAsia" w:hAnsiTheme="minorEastAsia" w:cstheme="minorHAnsi" w:hint="eastAsia"/>
+          <w:sz w:val="21"/>
+          <w:szCs w:val="21"/>
+        </w:rPr>
+        <w:t>并</w:t>
+      </w:r>
+      <w:r>
+        <w:rPr>
+          <w:rFonts w:asciiTheme="minorEastAsia" w:eastAsiaTheme="minorEastAsia" w:hAnsiTheme="minorEastAsia" w:cstheme="minorHAnsi"/>
+          <w:sz w:val="21"/>
+          <w:szCs w:val="21"/>
+        </w:rPr>
+        <w:t>根据视觉识别结果提取多个空间目标点，并将其作为连续路径规划任务中的关键节点</w:t>
+      </w:r>
+      <w:r>
+        <w:rPr>
+          <w:rFonts w:asciiTheme="minorEastAsia" w:eastAsiaTheme="minorEastAsia" w:hAnsiTheme="minorEastAsia" w:cstheme="minorHAnsi" w:hint="eastAsia"/>
+          <w:sz w:val="21"/>
+          <w:szCs w:val="21"/>
+        </w:rPr>
+        <w:t>。与</w:t>
+      </w:r>
+      <w:r>
+        <w:rPr>
+          <w:rFonts w:asciiTheme="minorEastAsia" w:eastAsiaTheme="minorEastAsia" w:hAnsiTheme="minorEastAsia" w:cstheme="minorHAnsi"/>
+          <w:sz w:val="21"/>
+          <w:szCs w:val="21"/>
+        </w:rPr>
+        <w:t>点云环境同时为SC-RRT提供真实的空间约束信息，使规划过程能够在实际感知环境中进行</w:t>
+      </w:r>
+      <w:r>
+        <w:rPr>
+          <w:rFonts w:asciiTheme="minorEastAsia" w:eastAsiaTheme="minorEastAsia" w:hAnsiTheme="minorEastAsia" w:cstheme="minorHAnsi"/>
+          <w:sz w:val="21"/>
+          <w:szCs w:val="21"/>
+        </w:rPr>
+        <w:t>。</w:t>
+      </w:r>
     </w:p>
     <w:p>
       <w:pPr>
@@ -10424,7 +11033,6 @@
           <w:sz w:val="21"/>
           <w:szCs w:val="21"/>
         </w:rPr>
-        <w:lastRenderedPageBreak/>
         <w:t xml:space="preserve">图 </w:t>
       </w:r>
       <w:r>
@@ -10642,6 +11250,7 @@
           <w:sz w:val="18"/>
           <w:szCs w:val="18"/>
         </w:rPr>
+        <w:lastRenderedPageBreak/>
         <w:t>Fig.</w:t>
       </w:r>
       <w:r>
@@ -10666,7 +11275,14 @@
           <w:sz w:val="18"/>
           <w:szCs w:val="18"/>
         </w:rPr>
-        <w:t>Visualization of the robotic massage experiment in a real-world setting.</w:t>
+        <w:t>RGB-D point cloud reconstruction and planning environment</w:t>
+      </w:r>
+      <w:r>
+        <w:rPr>
+          <w:sz w:val="18"/>
+          <w:szCs w:val="18"/>
+        </w:rPr>
+        <w:t>.</w:t>
       </w:r>
     </w:p>
     <w:p>
@@ -10684,7 +11300,46 @@
           <w:sz w:val="21"/>
           <w:szCs w:val="21"/>
         </w:rPr>
-        <w:t>图10展示了SC-RRT算法在真实三维点云环境中生成的最终运动轨迹。针对多个空间目标点之间的连续运动需求，SC-RRT通过约束采样策略在复杂曲面环境中建立有效搜索空间，并生成连续、平滑的机器人运动路径。从图10可以看出，规划轨迹能够覆盖多个目标位置，并保持与环境曲面相适应的空间运动趋势。该结果表明，所提出方法能够有效处理真实场景中的多目标路径规划问题，并实现从视觉感知环境到机器人运动执行的有效迁移。</w:t>
+        <w:t>图10展示了SC-RRT算法在真实三维点云环境中生成的</w:t>
+      </w:r>
+      <w:r>
+        <w:rPr>
+          <w:rFonts w:asciiTheme="minorEastAsia" w:eastAsiaTheme="minorEastAsia" w:hAnsiTheme="minorEastAsia" w:cstheme="minorHAnsi"/>
+          <w:sz w:val="21"/>
+          <w:szCs w:val="21"/>
+        </w:rPr>
+        <w:t>多目标连续运动轨迹</w:t>
+      </w:r>
+      <w:r>
+        <w:rPr>
+          <w:rFonts w:asciiTheme="minorEastAsia" w:eastAsiaTheme="minorEastAsia" w:hAnsiTheme="minorEastAsia" w:cstheme="minorHAnsi"/>
+          <w:sz w:val="21"/>
+          <w:szCs w:val="21"/>
+        </w:rPr>
+        <w:t>。</w:t>
+      </w:r>
+      <w:r>
+        <w:t>针对多个空间目标点之间的连续运动需求，</w:t>
+      </w:r>
+      <w:r>
+        <w:t>SC-RRT</w:t>
+      </w:r>
+      <w:r>
+        <w:t>通过双向搜索与超椭球约束采样构建受约束的有效搜索空间，并逐段生成连接连续目标点的无碰运动轨迹。从图中可以看出，规划路径能够依次连接多个目标位置，并与人体背部曲面的空间形态保持一致。该结果验证了</w:t>
+      </w:r>
+      <w:r>
+        <w:t>SC-RRT</w:t>
+      </w:r>
+      <w:r>
+        <w:t>在真实非结构化三维环境中的多目标连续轨迹生成能力</w:t>
+      </w:r>
+      <w:r>
+        <w:rPr>
+          <w:rFonts w:asciiTheme="minorEastAsia" w:eastAsiaTheme="minorEastAsia" w:hAnsiTheme="minorEastAsia" w:cstheme="minorHAnsi"/>
+          <w:sz w:val="21"/>
+          <w:szCs w:val="21"/>
+        </w:rPr>
+        <w:t>。</w:t>
       </w:r>
     </w:p>
     <w:p>
@@ -10773,7 +11428,6 @@
         </w:rPr>
         <w:t>Fig.</w:t>
       </w:r>
-      <w:proofErr w:type="gramStart"/>
       <w:r>
         <w:rPr>
           <w:rFonts w:hint="eastAsia"/>
@@ -10791,22 +11445,21 @@
         </w:rPr>
         <w:t xml:space="preserve"> </w:t>
       </w:r>
-      <w:r>
-        <w:rPr>
-          <w:rFonts w:hint="eastAsia"/>
+      <w:proofErr w:type="gramStart"/>
+      <w:r>
+        <w:rPr>
           <w:sz w:val="18"/>
           <w:szCs w:val="18"/>
         </w:rPr>
-        <w:t>机械</w:t>
+        <w:t>Multi-target</w:t>
       </w:r>
       <w:proofErr w:type="gramEnd"/>
       <w:r>
         <w:rPr>
-          <w:rFonts w:hint="eastAsia"/>
           <w:sz w:val="18"/>
           <w:szCs w:val="18"/>
         </w:rPr>
-        <w:t>臂执行轨迹</w:t>
+        <w:t xml:space="preserve"> continuous trajectory generated by SC-RRT in the real 3D environment</w:t>
       </w:r>
     </w:p>
     <w:p>
@@ -10874,30 +11527,7 @@
           <w:sz w:val="18"/>
           <w:szCs w:val="18"/>
         </w:rPr>
-        <w:t>机械臂实验性能</w:t>
-      </w:r>
-      <w:proofErr w:type="gramStart"/>
-      <w:r>
-        <w:rPr>
-          <w:sz w:val="18"/>
-          <w:szCs w:val="18"/>
-        </w:rPr>
-        <w:t>指标</w:t>
-      </w:r>
-      <w:r>
-        <w:rPr>
-          <w:sz w:val="18"/>
-          <w:szCs w:val="18"/>
-        </w:rPr>
-        <w:t xml:space="preserve"> (</w:t>
-      </w:r>
-      <w:proofErr w:type="gramEnd"/>
-      <w:r>
-        <w:rPr>
-          <w:sz w:val="18"/>
-          <w:szCs w:val="18"/>
-        </w:rPr>
-        <w:t>Performance Metrics of Real-world Robotic Massage Experiment)</w:t>
+        <w:t>机械臂实验性能指标</w:t>
       </w:r>
     </w:p>
     <w:tbl>
@@ -10914,11 +11544,12 @@
         <w:tblLook w:val="04A0" w:firstRow="1" w:lastRow="0" w:firstColumn="1" w:lastColumn="0" w:noHBand="0" w:noVBand="1"/>
       </w:tblPr>
       <w:tblGrid>
-        <w:gridCol w:w="2430"/>
+        <w:gridCol w:w="2235"/>
         <w:gridCol w:w="2283"/>
       </w:tblGrid>
       <w:tr>
         <w:trPr>
+          <w:trHeight w:val="131"/>
           <w:jc w:val="center"/>
         </w:trPr>
         <w:tc>
@@ -11006,6 +11637,7 @@
       </w:tr>
       <w:tr>
         <w:trPr>
+          <w:trHeight w:val="85"/>
           <w:jc w:val="center"/>
         </w:trPr>
         <w:tc>
@@ -11034,7 +11666,7 @@
                 <w:sz w:val="16"/>
                 <w:szCs w:val="18"/>
               </w:rPr>
-              <w:t>Planning time</w:t>
+              <w:t>Executed path length</w:t>
             </w:r>
           </w:p>
         </w:tc>
@@ -11065,74 +11697,6 @@
                 <w:sz w:val="16"/>
                 <w:szCs w:val="18"/>
               </w:rPr>
-              <w:t>0.037ms</w:t>
-            </w:r>
-          </w:p>
-        </w:tc>
-      </w:tr>
-      <w:tr>
-        <w:trPr>
-          <w:jc w:val="center"/>
-        </w:trPr>
-        <w:tc>
-          <w:tcPr>
-            <w:tcW w:w="0" w:type="auto"/>
-            <w:tcBorders>
-              <w:top w:val="nil"/>
-              <w:tl2br w:val="nil"/>
-              <w:tr2bl w:val="nil"/>
-            </w:tcBorders>
-            <w:vAlign w:val="center"/>
-          </w:tcPr>
-          <w:p>
-            <w:pPr>
-              <w:spacing w:line="240" w:lineRule="auto"/>
-              <w:ind w:leftChars="-51" w:left="-122" w:firstLineChars="60" w:firstLine="96"/>
-              <w:jc w:val="center"/>
-              <w:rPr>
-                <w:kern w:val="0"/>
-                <w:sz w:val="16"/>
-                <w:szCs w:val="18"/>
-              </w:rPr>
-            </w:pPr>
-            <w:r>
-              <w:rPr>
-                <w:kern w:val="0"/>
-                <w:sz w:val="16"/>
-                <w:szCs w:val="18"/>
-              </w:rPr>
-              <w:t>Executed path length</w:t>
-            </w:r>
-          </w:p>
-        </w:tc>
-        <w:tc>
-          <w:tcPr>
-            <w:tcW w:w="0" w:type="auto"/>
-            <w:tcBorders>
-              <w:top w:val="nil"/>
-              <w:tl2br w:val="nil"/>
-              <w:tr2bl w:val="nil"/>
-            </w:tcBorders>
-            <w:vAlign w:val="center"/>
-          </w:tcPr>
-          <w:p>
-            <w:pPr>
-              <w:spacing w:line="240" w:lineRule="auto"/>
-              <w:ind w:leftChars="-51" w:left="-122" w:firstLineChars="60" w:firstLine="96"/>
-              <w:jc w:val="center"/>
-              <w:rPr>
-                <w:kern w:val="0"/>
-                <w:sz w:val="16"/>
-                <w:szCs w:val="18"/>
-              </w:rPr>
-            </w:pPr>
-            <w:r>
-              <w:rPr>
-                <w:rFonts w:hint="eastAsia"/>
-                <w:kern w:val="0"/>
-                <w:sz w:val="16"/>
-                <w:szCs w:val="18"/>
-              </w:rPr>
               <w:t>3.245m</w:t>
             </w:r>
           </w:p>
@@ -11140,6 +11704,7 @@
       </w:tr>
       <w:tr>
         <w:trPr>
+          <w:trHeight w:val="57"/>
           <w:jc w:val="center"/>
         </w:trPr>
         <w:tc>
@@ -11208,7 +11773,7 @@
       </w:tr>
       <w:tr>
         <w:trPr>
-          <w:trHeight w:val="498"/>
+          <w:trHeight w:val="47"/>
           <w:jc w:val="center"/>
         </w:trPr>
         <w:tc>
@@ -11237,7 +11802,7 @@
                 <w:sz w:val="16"/>
                 <w:szCs w:val="18"/>
               </w:rPr>
-              <w:t>Path deviation</w:t>
+              <w:t>Path length difference</w:t>
             </w:r>
           </w:p>
         </w:tc>
@@ -11275,7 +11840,7 @@
       </w:tr>
       <w:tr>
         <w:trPr>
-          <w:trHeight w:val="498"/>
+          <w:trHeight w:val="47"/>
           <w:jc w:val="center"/>
         </w:trPr>
         <w:tc>
@@ -11342,13 +11907,15 @@
       </w:tr>
       <w:tr>
         <w:trPr>
-          <w:trHeight w:val="498"/>
+          <w:trHeight w:val="47"/>
           <w:jc w:val="center"/>
         </w:trPr>
         <w:tc>
           <w:tcPr>
             <w:tcW w:w="0" w:type="auto"/>
             <w:tcBorders>
+              <w:top w:val="nil"/>
+              <w:bottom w:val="single" w:sz="12" w:space="0" w:color="auto"/>
               <w:tl2br w:val="nil"/>
               <w:tr2bl w:val="nil"/>
             </w:tcBorders>
@@ -11371,7 +11938,7 @@
                 <w:sz w:val="16"/>
                 <w:szCs w:val="18"/>
               </w:rPr>
-              <w:t>Maximum joint variation</w:t>
+              <w:t>Maximum joint displacement</w:t>
             </w:r>
           </w:p>
         </w:tc>
@@ -11379,6 +11946,8 @@
           <w:tcPr>
             <w:tcW w:w="0" w:type="auto"/>
             <w:tcBorders>
+              <w:top w:val="nil"/>
+              <w:bottom w:val="single" w:sz="12" w:space="0" w:color="auto"/>
               <w:tl2br w:val="nil"/>
               <w:tr2bl w:val="nil"/>
             </w:tcBorders>
@@ -11416,86 +11985,6 @@
           </w:p>
         </w:tc>
       </w:tr>
-      <w:tr>
-        <w:trPr>
-          <w:trHeight w:val="284"/>
-          <w:jc w:val="center"/>
-        </w:trPr>
-        <w:tc>
-          <w:tcPr>
-            <w:tcW w:w="0" w:type="auto"/>
-            <w:tcBorders>
-              <w:top w:val="nil"/>
-              <w:bottom w:val="single" w:sz="12" w:space="0" w:color="auto"/>
-              <w:tl2br w:val="nil"/>
-              <w:tr2bl w:val="nil"/>
-            </w:tcBorders>
-            <w:vAlign w:val="center"/>
-          </w:tcPr>
-          <w:p>
-            <w:pPr>
-              <w:spacing w:line="240" w:lineRule="auto"/>
-              <w:ind w:leftChars="-51" w:left="-122" w:firstLineChars="60" w:firstLine="96"/>
-              <w:jc w:val="center"/>
-              <w:rPr>
-                <w:kern w:val="0"/>
-                <w:sz w:val="16"/>
-                <w:szCs w:val="18"/>
-              </w:rPr>
-            </w:pPr>
-            <w:r>
-              <w:rPr>
-                <w:kern w:val="0"/>
-                <w:sz w:val="16"/>
-                <w:szCs w:val="18"/>
-              </w:rPr>
-              <w:t>High-frequency joint fluctuation</w:t>
-            </w:r>
-          </w:p>
-        </w:tc>
-        <w:tc>
-          <w:tcPr>
-            <w:tcW w:w="0" w:type="auto"/>
-            <w:tcBorders>
-              <w:top w:val="nil"/>
-              <w:bottom w:val="single" w:sz="12" w:space="0" w:color="auto"/>
-              <w:tl2br w:val="nil"/>
-              <w:tr2bl w:val="nil"/>
-            </w:tcBorders>
-            <w:vAlign w:val="center"/>
-          </w:tcPr>
-          <w:p>
-            <w:pPr>
-              <w:spacing w:line="240" w:lineRule="auto"/>
-              <w:ind w:leftChars="-51" w:left="-122" w:firstLineChars="60" w:firstLine="96"/>
-              <w:jc w:val="center"/>
-              <w:rPr>
-                <w:kern w:val="0"/>
-                <w:sz w:val="16"/>
-                <w:szCs w:val="18"/>
-              </w:rPr>
-            </w:pPr>
-            <w:r>
-              <w:rPr>
-                <w:rFonts w:hint="eastAsia"/>
-                <w:kern w:val="0"/>
-                <w:sz w:val="16"/>
-                <w:szCs w:val="18"/>
-              </w:rPr>
-              <w:t>0.047</w:t>
-            </w:r>
-            <w:r>
-              <w:rPr>
-                <w:rFonts w:hint="eastAsia"/>
-                <w:kern w:val="0"/>
-                <w:sz w:val="16"/>
-                <w:szCs w:val="18"/>
-              </w:rPr>
-              <w:t>°</w:t>
-            </w:r>
-          </w:p>
-        </w:tc>
-      </w:tr>
     </w:tbl>
     <w:p>
       <w:pPr>
@@ -11512,230 +12001,86 @@
           <w:sz w:val="21"/>
           <w:szCs w:val="21"/>
         </w:rPr>
-        <w:t xml:space="preserve">结果表明，SC-RRT </w:t>
-      </w:r>
-      <w:r>
+        <w:t>表4给出了真实机器人轨迹执行结果。SC-RRT生成的规划轨迹长度为</w:t>
+      </w:r>
+      <w:proofErr w:type="gramStart"/>
+      <w:r>
+        <w:rPr>
+          <w:rFonts w:asciiTheme="minorEastAsia" w:eastAsiaTheme="minorEastAsia" w:hAnsiTheme="minorEastAsia" w:cstheme="minorHAnsi"/>
+          <w:sz w:val="21"/>
+          <w:szCs w:val="21"/>
+        </w:rPr>
+        <w:t>3.249 m</w:t>
+      </w:r>
+      <w:proofErr w:type="gramEnd"/>
+      <w:r>
+        <w:rPr>
+          <w:rFonts w:asciiTheme="minorEastAsia" w:eastAsiaTheme="minorEastAsia" w:hAnsiTheme="minorEastAsia" w:cstheme="minorHAnsi"/>
+          <w:sz w:val="21"/>
+          <w:szCs w:val="21"/>
+        </w:rPr>
+        <w:t>，实际执行轨迹长度为</w:t>
+      </w:r>
+      <w:proofErr w:type="gramStart"/>
+      <w:r>
+        <w:rPr>
+          <w:rFonts w:asciiTheme="minorEastAsia" w:eastAsiaTheme="minorEastAsia" w:hAnsiTheme="minorEastAsia" w:cstheme="minorHAnsi"/>
+          <w:sz w:val="21"/>
+          <w:szCs w:val="21"/>
+        </w:rPr>
+        <w:t>3.245 m</w:t>
+      </w:r>
+      <w:proofErr w:type="gramEnd"/>
+      <w:r>
+        <w:rPr>
+          <w:rFonts w:asciiTheme="minorEastAsia" w:eastAsiaTheme="minorEastAsia" w:hAnsiTheme="minorEastAsia" w:cstheme="minorHAnsi"/>
+          <w:sz w:val="21"/>
+          <w:szCs w:val="21"/>
+        </w:rPr>
+        <w:t>，两者长度差异仅为0.14%，表明规划轨迹能够被机器人系统较为准确地执行。进一步分析末端轨迹跟踪误差可知，TCP位置误差均值为</w:t>
+      </w:r>
+      <w:proofErr w:type="gramStart"/>
+      <w:r>
+        <w:rPr>
+          <w:rFonts w:asciiTheme="minorEastAsia" w:eastAsiaTheme="minorEastAsia" w:hAnsiTheme="minorEastAsia" w:cstheme="minorHAnsi"/>
+          <w:sz w:val="21"/>
+          <w:szCs w:val="21"/>
+        </w:rPr>
+        <w:t>1.98 mm</w:t>
+      </w:r>
+      <w:proofErr w:type="gramEnd"/>
+      <w:r>
+        <w:rPr>
+          <w:rFonts w:asciiTheme="minorEastAsia" w:eastAsiaTheme="minorEastAsia" w:hAnsiTheme="minorEastAsia" w:cstheme="minorHAnsi"/>
+          <w:sz w:val="21"/>
+          <w:szCs w:val="21"/>
+        </w:rPr>
+        <w:t>，最大误差为</w:t>
+      </w:r>
+      <w:proofErr w:type="gramStart"/>
+      <w:r>
+        <w:rPr>
+          <w:rFonts w:asciiTheme="minorEastAsia" w:eastAsiaTheme="minorEastAsia" w:hAnsiTheme="minorEastAsia" w:cstheme="minorHAnsi"/>
+          <w:sz w:val="21"/>
+          <w:szCs w:val="21"/>
+        </w:rPr>
+        <w:t>3.09 mm</w:t>
+      </w:r>
+      <w:proofErr w:type="gramEnd"/>
+      <w:r>
+        <w:rPr>
+          <w:rFonts w:asciiTheme="minorEastAsia" w:eastAsiaTheme="minorEastAsia" w:hAnsiTheme="minorEastAsia" w:cstheme="minorHAnsi"/>
+          <w:sz w:val="21"/>
+          <w:szCs w:val="21"/>
+        </w:rPr>
+        <w:t>，说明在真实三维感知环境中，机器人能够保持对规划轨迹的稳定跟踪。</w:t>
+      </w:r>
+    </w:p>
+    <w:p>
+      <w:pPr>
+        <w:ind w:firstLine="420"/>
         <w:rPr>
           <w:rFonts w:asciiTheme="minorEastAsia" w:eastAsiaTheme="minorEastAsia" w:hAnsiTheme="minorEastAsia" w:cstheme="minorHAnsi" w:hint="eastAsia"/>
-          <w:sz w:val="21"/>
-          <w:szCs w:val="21"/>
-        </w:rPr>
-        <w:t>生成轨迹的</w:t>
-      </w:r>
-      <w:r>
-        <w:rPr>
-          <w:rFonts w:asciiTheme="minorEastAsia" w:eastAsiaTheme="minorEastAsia" w:hAnsiTheme="minorEastAsia" w:cstheme="minorHAnsi"/>
-          <w:sz w:val="21"/>
-          <w:szCs w:val="21"/>
-        </w:rPr>
-        <w:t>平均规划</w:t>
-      </w:r>
-      <w:r>
-        <w:rPr>
-          <w:rFonts w:asciiTheme="minorEastAsia" w:eastAsiaTheme="minorEastAsia" w:hAnsiTheme="minorEastAsia" w:cstheme="minorHAnsi" w:hint="eastAsia"/>
-          <w:sz w:val="21"/>
-          <w:szCs w:val="21"/>
-        </w:rPr>
-        <w:t>计算</w:t>
-      </w:r>
-      <w:r>
-        <w:rPr>
-          <w:rFonts w:asciiTheme="minorEastAsia" w:eastAsiaTheme="minorEastAsia" w:hAnsiTheme="minorEastAsia" w:cstheme="minorHAnsi"/>
-          <w:sz w:val="21"/>
-          <w:szCs w:val="21"/>
-        </w:rPr>
-        <w:t>时间</w:t>
-      </w:r>
-      <w:proofErr w:type="gramStart"/>
-      <w:r>
-        <w:rPr>
-          <w:rFonts w:asciiTheme="minorEastAsia" w:eastAsiaTheme="minorEastAsia" w:hAnsiTheme="minorEastAsia" w:cstheme="minorHAnsi"/>
-          <w:sz w:val="21"/>
-          <w:szCs w:val="21"/>
-        </w:rPr>
-        <w:t xml:space="preserve">为 </w:t>
-      </w:r>
-      <w:r>
-        <w:rPr>
-          <w:rFonts w:asciiTheme="minorEastAsia" w:eastAsiaTheme="minorEastAsia" w:hAnsiTheme="minorEastAsia" w:cstheme="minorHAnsi" w:hint="eastAsia"/>
-          <w:sz w:val="21"/>
-          <w:szCs w:val="21"/>
-        </w:rPr>
-        <w:t>3</w:t>
-      </w:r>
-      <w:r>
-        <w:rPr>
-          <w:rFonts w:asciiTheme="minorEastAsia" w:eastAsiaTheme="minorEastAsia" w:hAnsiTheme="minorEastAsia" w:cstheme="minorHAnsi"/>
-          <w:sz w:val="21"/>
-          <w:szCs w:val="21"/>
-        </w:rPr>
-        <w:t>.052</w:t>
-      </w:r>
-      <w:proofErr w:type="gramEnd"/>
-      <w:r>
-        <w:rPr>
-          <w:rFonts w:asciiTheme="minorEastAsia" w:eastAsiaTheme="minorEastAsia" w:hAnsiTheme="minorEastAsia" w:cstheme="minorHAnsi" w:hint="eastAsia"/>
-          <w:sz w:val="21"/>
-          <w:szCs w:val="21"/>
-        </w:rPr>
-        <w:t>s</w:t>
-      </w:r>
-      <w:r>
-        <w:rPr>
-          <w:rFonts w:asciiTheme="minorEastAsia" w:eastAsiaTheme="minorEastAsia" w:hAnsiTheme="minorEastAsia" w:cstheme="minorHAnsi"/>
-          <w:sz w:val="21"/>
-          <w:szCs w:val="21"/>
-        </w:rPr>
-        <w:t>，</w:t>
-      </w:r>
-      <w:r>
-        <w:rPr>
-          <w:rFonts w:asciiTheme="minorEastAsia" w:eastAsiaTheme="minorEastAsia" w:hAnsiTheme="minorEastAsia" w:cstheme="minorHAnsi"/>
-          <w:sz w:val="21"/>
-          <w:szCs w:val="21"/>
-        </w:rPr>
-        <w:t>满足实时机器人运动规划需求</w:t>
-      </w:r>
-      <w:r>
-        <w:rPr>
-          <w:rFonts w:asciiTheme="minorEastAsia" w:eastAsiaTheme="minorEastAsia" w:hAnsiTheme="minorEastAsia" w:cstheme="minorHAnsi" w:hint="eastAsia"/>
-          <w:sz w:val="21"/>
-          <w:szCs w:val="21"/>
-        </w:rPr>
-        <w:t>，</w:t>
-      </w:r>
-      <w:r>
-        <w:rPr>
-          <w:rFonts w:asciiTheme="minorEastAsia" w:eastAsiaTheme="minorEastAsia" w:hAnsiTheme="minorEastAsia" w:cstheme="minorHAnsi"/>
-          <w:sz w:val="21"/>
-          <w:szCs w:val="21"/>
-        </w:rPr>
-        <w:t>规划轨迹长度为</w:t>
-      </w:r>
-      <w:proofErr w:type="gramStart"/>
-      <w:r>
-        <w:rPr>
-          <w:rFonts w:asciiTheme="minorEastAsia" w:eastAsiaTheme="minorEastAsia" w:hAnsiTheme="minorEastAsia" w:cstheme="minorHAnsi"/>
-          <w:sz w:val="21"/>
-          <w:szCs w:val="21"/>
-        </w:rPr>
-        <w:t>3.249 m</w:t>
-      </w:r>
-      <w:proofErr w:type="gramEnd"/>
-      <w:r>
-        <w:rPr>
-          <w:rFonts w:asciiTheme="minorEastAsia" w:eastAsiaTheme="minorEastAsia" w:hAnsiTheme="minorEastAsia" w:cstheme="minorHAnsi"/>
-          <w:sz w:val="21"/>
-          <w:szCs w:val="21"/>
-        </w:rPr>
-        <w:t>，实际执行轨迹长度为</w:t>
-      </w:r>
-      <w:proofErr w:type="gramStart"/>
-      <w:r>
-        <w:rPr>
-          <w:rFonts w:asciiTheme="minorEastAsia" w:eastAsiaTheme="minorEastAsia" w:hAnsiTheme="minorEastAsia" w:cstheme="minorHAnsi"/>
-          <w:sz w:val="21"/>
-          <w:szCs w:val="21"/>
-        </w:rPr>
-        <w:t>3.245 m</w:t>
-      </w:r>
-      <w:proofErr w:type="gramEnd"/>
-      <w:r>
-        <w:rPr>
-          <w:rFonts w:asciiTheme="minorEastAsia" w:eastAsiaTheme="minorEastAsia" w:hAnsiTheme="minorEastAsia" w:cstheme="minorHAnsi"/>
-          <w:sz w:val="21"/>
-          <w:szCs w:val="21"/>
-        </w:rPr>
-        <w:t>，两者偏差仅为0.14%，表明规划结果能够被机器人系统稳定执行</w:t>
-      </w:r>
-      <w:r>
-        <w:rPr>
-          <w:rFonts w:asciiTheme="minorEastAsia" w:eastAsiaTheme="minorEastAsia" w:hAnsiTheme="minorEastAsia" w:cstheme="minorHAnsi"/>
-          <w:sz w:val="21"/>
-          <w:szCs w:val="21"/>
-        </w:rPr>
-        <w:t>。</w:t>
-      </w:r>
-      <w:r>
-        <w:rPr>
-          <w:rFonts w:asciiTheme="minorEastAsia" w:eastAsiaTheme="minorEastAsia" w:hAnsiTheme="minorEastAsia" w:cstheme="minorHAnsi"/>
-          <w:sz w:val="21"/>
-          <w:szCs w:val="21"/>
-        </w:rPr>
-        <w:t>此外，末端执行器跟踪误差均值为</w:t>
-      </w:r>
-      <w:proofErr w:type="gramStart"/>
-      <w:r>
-        <w:rPr>
-          <w:rFonts w:asciiTheme="minorEastAsia" w:eastAsiaTheme="minorEastAsia" w:hAnsiTheme="minorEastAsia" w:cstheme="minorHAnsi"/>
-          <w:sz w:val="21"/>
-          <w:szCs w:val="21"/>
-        </w:rPr>
-        <w:t>1.98 mm</w:t>
-      </w:r>
-      <w:proofErr w:type="gramEnd"/>
-      <w:r>
-        <w:rPr>
-          <w:rFonts w:asciiTheme="minorEastAsia" w:eastAsiaTheme="minorEastAsia" w:hAnsiTheme="minorEastAsia" w:cstheme="minorHAnsi"/>
-          <w:sz w:val="21"/>
-          <w:szCs w:val="21"/>
-        </w:rPr>
-        <w:t>，最大误差为</w:t>
-      </w:r>
-      <w:proofErr w:type="gramStart"/>
-      <w:r>
-        <w:rPr>
-          <w:rFonts w:asciiTheme="minorEastAsia" w:eastAsiaTheme="minorEastAsia" w:hAnsiTheme="minorEastAsia" w:cstheme="minorHAnsi"/>
-          <w:sz w:val="21"/>
-          <w:szCs w:val="21"/>
-        </w:rPr>
-        <w:t>3.09 mm</w:t>
-      </w:r>
-      <w:proofErr w:type="gramEnd"/>
-      <w:r>
-        <w:rPr>
-          <w:rFonts w:asciiTheme="minorEastAsia" w:eastAsiaTheme="minorEastAsia" w:hAnsiTheme="minorEastAsia" w:cstheme="minorHAnsi"/>
-          <w:sz w:val="21"/>
-          <w:szCs w:val="21"/>
-        </w:rPr>
-        <w:t>，说明机器人能够较准确地跟踪SC-RRT生成的运动轨迹。在运动过程中，关节角变化范围最大为29.78°，高频运动残差控制在0.047°以内，未出现明显振荡现象。</w:t>
-      </w:r>
-      <w:r>
-        <w:rPr>
-          <w:rFonts w:asciiTheme="minorEastAsia" w:eastAsiaTheme="minorEastAsia" w:hAnsiTheme="minorEastAsia" w:cstheme="minorHAnsi"/>
-          <w:sz w:val="21"/>
-          <w:szCs w:val="21"/>
-        </w:rPr>
-        <w:lastRenderedPageBreak/>
-        <w:t>上述结果表明，</w:t>
-      </w:r>
-      <w:r>
-        <w:rPr>
-          <w:rFonts w:asciiTheme="minorEastAsia" w:eastAsiaTheme="minorEastAsia" w:hAnsiTheme="minorEastAsia" w:cstheme="minorHAnsi"/>
-          <w:sz w:val="21"/>
-          <w:szCs w:val="21"/>
-        </w:rPr>
-        <w:t>SC-RRT生成的轨迹能够被真实机器人系统稳定执行，在复杂三维曲面环境下保持较高的轨迹跟踪精度。这验证了所提出方法不仅能够在仿真环境中提升搜索效率，同时能够适应真实机器人系统中的环境感知误差和运动执行误差</w:t>
-      </w:r>
-      <w:r>
-        <w:rPr>
-          <w:rFonts w:asciiTheme="minorEastAsia" w:eastAsiaTheme="minorEastAsia" w:hAnsiTheme="minorEastAsia" w:cstheme="minorHAnsi"/>
-          <w:sz w:val="21"/>
-          <w:szCs w:val="21"/>
-        </w:rPr>
-        <w:t>。</w:t>
-      </w:r>
-    </w:p>
-    <w:bookmarkEnd w:id="8"/>
-    <w:p>
-      <w:pPr>
-        <w:wordWrap w:val="0"/>
-        <w:topLinePunct/>
-        <w:spacing w:line="276" w:lineRule="auto"/>
-        <w:ind w:firstLineChars="0" w:firstLine="0"/>
-        <w:rPr>
-          <w:b/>
-          <w:bCs/>
           <w:sz w:val="21"/>
           <w:szCs w:val="21"/>
         </w:rPr>
@@ -11750,15 +12095,23 @@
           <w:docGrid w:type="lines" w:linePitch="312"/>
         </w:sectPr>
       </w:pPr>
-    </w:p>
-    <w:p>
-      <w:pPr>
-        <w:ind w:firstLineChars="0" w:firstLine="0"/>
-        <w:rPr>
-          <w:b/>
-          <w:bCs/>
-        </w:rPr>
-      </w:pPr>
+      <w:r>
+        <w:rPr>
+          <w:rFonts w:asciiTheme="minorEastAsia" w:eastAsiaTheme="minorEastAsia" w:hAnsiTheme="minorEastAsia" w:cstheme="minorHAnsi"/>
+          <w:sz w:val="21"/>
+          <w:szCs w:val="21"/>
+        </w:rPr>
+        <w:t>结合图10所示的多目标连续轨迹可以看出，SC-RRT能够在真实人体曲面点云构建的非结构化三维空间中，连续连接多个空间目标点并生成可执行运动路径。与前述仿真实验相比，真实环境进一步引入了视觉感知误差、点云几何不确定性以及机器人执行误差，而规划轨迹仍能够保持较好的执行一致性。这表明SC-RRT不仅在理想化仿真环境中具有较高的搜索效率，同时具备向真实机器人三维工作空间迁移的可行性</w:t>
+      </w:r>
+      <w:r>
+        <w:rPr>
+          <w:rFonts w:asciiTheme="minorEastAsia" w:eastAsiaTheme="minorEastAsia" w:hAnsiTheme="minorEastAsia" w:cstheme="minorHAnsi"/>
+          <w:sz w:val="21"/>
+          <w:szCs w:val="21"/>
+        </w:rPr>
+        <w:t>。</w:t>
+      </w:r>
+      <w:bookmarkEnd w:id="8"/>
     </w:p>
     <w:p>
       <w:pPr>
@@ -11766,13 +12119,13 @@
           <w:ilvl w:val="0"/>
           <w:numId w:val="1"/>
         </w:numPr>
-        <w:wordWrap w:val="0"/>
         <w:spacing w:line="276" w:lineRule="auto"/>
         <w:ind w:firstLineChars="0"/>
         <w:rPr>
           <w:b/>
           <w:bCs/>
-          <w:szCs w:val="24"/>
+          <w:sz w:val="21"/>
+          <w:szCs w:val="21"/>
         </w:rPr>
       </w:pPr>
       <w:r>
@@ -11780,8 +12133,10 @@
           <w:rFonts w:hint="eastAsia"/>
           <w:b/>
           <w:bCs/>
-          <w:szCs w:val="24"/>
-        </w:rPr>
+          <w:sz w:val="21"/>
+          <w:szCs w:val="21"/>
+        </w:rPr>
+        <w:lastRenderedPageBreak/>
         <w:t>Conclusions</w:t>
       </w:r>
     </w:p>
@@ -12254,7 +12609,21 @@
           <w:sz w:val="21"/>
           <w:szCs w:val="21"/>
         </w:rPr>
-        <w:t xml:space="preserve">Under representative scenarios with varying obstacle densities in both </w:t>
+        <w:t xml:space="preserve">Under representative scenarios with </w:t>
+      </w:r>
+      <w:r>
+        <w:rPr>
+          <w:sz w:val="21"/>
+          <w:szCs w:val="21"/>
+        </w:rPr>
+        <w:t>representative</w:t>
+      </w:r>
+      <w:r>
+        <w:rPr>
+          <w:sz w:val="21"/>
+          <w:szCs w:val="21"/>
+        </w:rPr>
+        <w:t xml:space="preserve"> obstacle densities in both </w:t>
       </w:r>
       <w:proofErr w:type="spellStart"/>
       <w:r>
@@ -12406,7 +12775,37 @@
           <w:sz w:val="21"/>
           <w:szCs w:val="21"/>
         </w:rPr>
-        <w:t xml:space="preserve">algorithms. It further </w:t>
+        <w:t>algorithms. It further provides a generalizable modeling framework for mitigating sensitivity to cost estimation bias in similar methods. SC-RRT inherits the probabilistic</w:t>
+      </w:r>
+      <w:r>
+        <w:rPr>
+          <w:rFonts w:hint="eastAsia"/>
+          <w:sz w:val="21"/>
+          <w:szCs w:val="21"/>
+        </w:rPr>
+        <w:t xml:space="preserve"> </w:t>
+      </w:r>
+      <w:r>
+        <w:rPr>
+          <w:sz w:val="21"/>
+          <w:szCs w:val="21"/>
+        </w:rPr>
+        <w:t>completeness of Informed RRT* and, within the asymptotic optimality framework, further accelerates convergence through bidirectional expansion and dynamic constraint</w:t>
+      </w:r>
+      <w:r>
+        <w:rPr>
+          <w:rFonts w:hint="eastAsia"/>
+          <w:sz w:val="21"/>
+          <w:szCs w:val="21"/>
+        </w:rPr>
+        <w:t xml:space="preserve"> </w:t>
+      </w:r>
+      <w:r>
+        <w:rPr>
+          <w:sz w:val="21"/>
+          <w:szCs w:val="21"/>
+        </w:rPr>
+        <w:t xml:space="preserve">regulation, thereby ensuring both theoretical soundness and engineering </w:t>
       </w:r>
       <w:r>
         <w:rPr>
@@ -12414,37 +12813,7 @@
           <w:szCs w:val="21"/>
         </w:rPr>
         <w:lastRenderedPageBreak/>
-        <w:t>provides a generalizable modeling framework for mitigating sensitivity to cost estimation bias in similar methods. SC-RRT inherits the probabilistic</w:t>
-      </w:r>
-      <w:r>
-        <w:rPr>
-          <w:rFonts w:hint="eastAsia"/>
-          <w:sz w:val="21"/>
-          <w:szCs w:val="21"/>
-        </w:rPr>
-        <w:t xml:space="preserve"> </w:t>
-      </w:r>
-      <w:r>
-        <w:rPr>
-          <w:sz w:val="21"/>
-          <w:szCs w:val="21"/>
-        </w:rPr>
-        <w:t>completeness of Informed RRT* and, within the asymptotic optimality framework, further accelerates convergence through bidirectional expansion and dynamic constraint</w:t>
-      </w:r>
-      <w:r>
-        <w:rPr>
-          <w:rFonts w:hint="eastAsia"/>
-          <w:sz w:val="21"/>
-          <w:szCs w:val="21"/>
-        </w:rPr>
-        <w:t xml:space="preserve"> </w:t>
-      </w:r>
-      <w:r>
-        <w:rPr>
-          <w:sz w:val="21"/>
-          <w:szCs w:val="21"/>
-        </w:rPr>
-        <w:t>regulation, thereby ensuring both theoretical soundness and engineering efficiency.</w:t>
+        <w:t>efficiency.</w:t>
       </w:r>
     </w:p>
     <w:p>
@@ -12786,11 +13155,7 @@
         <w:t xml:space="preserve"> </w:t>
       </w:r>
       <w:r>
-        <w:t xml:space="preserve">from the corresponding </w:t>
-      </w:r>
-      <w:r>
-        <w:lastRenderedPageBreak/>
-        <w:t>author upon reasonable request.</w:t>
+        <w:t>from the corresponding author upon reasonable request.</w:t>
       </w:r>
     </w:p>
     <w:p>
@@ -12845,6 +13210,7 @@
           <w:sz w:val="28"/>
           <w:szCs w:val="24"/>
         </w:rPr>
+        <w:lastRenderedPageBreak/>
         <w:t>References</w:t>
       </w:r>
     </w:p>
@@ -13762,7 +14128,6 @@
           <w:sz w:val="21"/>
           <w:szCs w:val="21"/>
         </w:rPr>
-        <w:lastRenderedPageBreak/>
         <w:t xml:space="preserve">Qureshi, A.H., Ayaz, Y.: Intelligent bidirectional </w:t>
       </w:r>
       <w:proofErr w:type="gramStart"/>
@@ -13880,7 +14245,15 @@
           <w:sz w:val="21"/>
           <w:szCs w:val="21"/>
         </w:rPr>
-        <w:t>Journal of computational science 67, 101937 (2023)</w:t>
+        <w:t>Journal of co</w:t>
+      </w:r>
+      <w:r>
+        <w:rPr>
+          <w:sz w:val="21"/>
+          <w:szCs w:val="21"/>
+        </w:rPr>
+        <w:lastRenderedPageBreak/>
+        <w:t>mputational science 67, 101937 (2023)</w:t>
       </w:r>
       <w:bookmarkEnd w:id="31"/>
     </w:p>
@@ -14850,7 +15223,6 @@
           <w:sz w:val="21"/>
           <w:szCs w:val="21"/>
         </w:rPr>
-        <w:lastRenderedPageBreak/>
         <w:t>Lynch, K.M., Park, F.C.: Modern Robotics. Cambridge University Press, Cambridge (2017)</w:t>
       </w:r>
       <w:bookmarkEnd w:id="45"/>
@@ -14953,6 +15325,7 @@
           <w:sz w:val="21"/>
           <w:szCs w:val="21"/>
         </w:rPr>
+        <w:lastRenderedPageBreak/>
         <w:t xml:space="preserve">Ravankar, A., </w:t>
       </w:r>
       <w:proofErr w:type="spellStart"/>
@@ -16208,15 +16581,7 @@
           <w:sz w:val="21"/>
           <w:szCs w:val="21"/>
         </w:rPr>
-        <w:t xml:space="preserve"> Guo drafted the manuscript. All authors provided revision suggestions, participated in revising all versions, and </w:t>
-      </w:r>
-      <w:r>
-        <w:rPr>
-          <w:sz w:val="21"/>
-          <w:szCs w:val="21"/>
-        </w:rPr>
-        <w:lastRenderedPageBreak/>
-        <w:t>finally reviewed and approved the final draft.</w:t>
+        <w:t xml:space="preserve"> Guo drafted the manuscript. All authors provided revision suggestions, participated in revising all versions, and finally reviewed and approved the final draft.</w:t>
       </w:r>
     </w:p>
     <w:p>
